--- a/content/member-assets/gym-churn-report/client-faqs.docx
+++ b/content/member-assets/gym-churn-report/client-faqs.docx
@@ -7,7 +7,7 @@
         <w:pStyle w:val="BrandBand"/>
       </w:pPr>
       <w:r>
-        <w:t xml:space="preserve">SIDE HUSTLE STEPHEN - THE LAUNCHPAD</w:t>
+        <w:t xml:space="preserve">SIDE HUSTLE STEPHEN</w:t>
       </w:r>
     </w:p>
     <w:p>
@@ -50,22 +50,243 @@
         <w:spacing w:before="70" w:after="210"/>
       </w:pPr>
     </w:p>
-    <w:p>
-      <w:pPr>
-        <w:pStyle w:val="Meta"/>
-      </w:pPr>
-      <w:r>
-        <w:t xml:space="preserve">Buyer: Boutique gyms and studios</w:t>
-      </w:r>
-    </w:p>
-    <w:p>
-      <w:pPr>
-        <w:pStyle w:val="Meta"/>
-      </w:pPr>
-      <w:r>
-        <w:t xml:space="preserve">Category: B2B Service  /  Startup cost: $0  /  First sale: 2-4 weeks  /  Difficulty: Medium</w:t>
-      </w:r>
-    </w:p>
+    <w:tbl>
+      <w:tblPr>
+        <w:tblW w:w="0" w:type="auto"/>
+        <w:tblInd w:w="0" w:type="dxa"/>
+        <w:tblBorders>
+          <w:top w:val="single" w:sz="6" w:color="E0DFDD"/>
+          <w:left w:val="single" w:sz="6" w:color="E0DFDD"/>
+          <w:bottom w:val="single" w:sz="6" w:color="E0DFDD"/>
+          <w:right w:val="single" w:sz="6" w:color="E0DFDD"/>
+          <w:insideH w:val="single" w:sz="4" w:color="E0DFDD"/>
+          <w:insideV w:val="single" w:sz="4" w:color="E0DFDD"/>
+        </w:tblBorders>
+        <w:tblLook w:firstRow="1" w:noHBand="0" w:noVBand="1"/>
+      </w:tblPr>
+      <w:tblGrid>
+        <w:gridCol w:w="2200"/>
+        <w:gridCol w:w="6980"/>
+      </w:tblGrid>
+      <w:tr>
+        <w:tc>
+          <w:tcPr>
+            <w:tcW w:w="2200" w:type="dxa"/>
+            <w:shd w:fill="F5F3F1"/>
+            <w:tcMar>
+              <w:top w:w="120" w:type="dxa"/>
+              <w:left w:w="150" w:type="dxa"/>
+              <w:bottom w:w="120" w:type="dxa"/>
+              <w:right w:w="150" w:type="dxa"/>
+            </w:tcMar>
+            <w:vAlign w:val="center"/>
+          </w:tcPr>
+          <w:p>
+            <w:pPr>
+              <w:pStyle w:val="TableLabel"/>
+            </w:pPr>
+            <w:r>
+              <w:t xml:space="preserve">Buyer</w:t>
+            </w:r>
+          </w:p>
+        </w:tc>
+        <w:tc>
+          <w:tcPr>
+            <w:tcW w:w="6980" w:type="dxa"/>
+            <w:shd w:fill="F5F3F1"/>
+            <w:tcMar>
+              <w:top w:w="120" w:type="dxa"/>
+              <w:left w:w="150" w:type="dxa"/>
+              <w:bottom w:w="120" w:type="dxa"/>
+              <w:right w:w="150" w:type="dxa"/>
+            </w:tcMar>
+            <w:vAlign w:val="center"/>
+          </w:tcPr>
+          <w:p>
+            <w:pPr>
+              <w:pStyle w:val="TableCell"/>
+            </w:pPr>
+            <w:r>
+              <w:t xml:space="preserve">Boutique gyms and studios</w:t>
+            </w:r>
+          </w:p>
+        </w:tc>
+      </w:tr>
+      <w:tr>
+        <w:tc>
+          <w:tcPr>
+            <w:tcW w:w="2200" w:type="dxa"/>
+            <w:shd w:fill="F5F3F1"/>
+            <w:tcMar>
+              <w:top w:w="120" w:type="dxa"/>
+              <w:left w:w="150" w:type="dxa"/>
+              <w:bottom w:w="120" w:type="dxa"/>
+              <w:right w:w="150" w:type="dxa"/>
+            </w:tcMar>
+            <w:vAlign w:val="center"/>
+          </w:tcPr>
+          <w:p>
+            <w:pPr>
+              <w:pStyle w:val="TableLabel"/>
+            </w:pPr>
+            <w:r>
+              <w:t xml:space="preserve">Category</w:t>
+            </w:r>
+          </w:p>
+        </w:tc>
+        <w:tc>
+          <w:tcPr>
+            <w:tcW w:w="6980" w:type="dxa"/>
+            <w:tcMar>
+              <w:top w:w="120" w:type="dxa"/>
+              <w:left w:w="150" w:type="dxa"/>
+              <w:bottom w:w="120" w:type="dxa"/>
+              <w:right w:w="150" w:type="dxa"/>
+            </w:tcMar>
+            <w:vAlign w:val="center"/>
+          </w:tcPr>
+          <w:p>
+            <w:pPr>
+              <w:pStyle w:val="TableCell"/>
+            </w:pPr>
+            <w:r>
+              <w:t xml:space="preserve">B2B Service</w:t>
+            </w:r>
+          </w:p>
+        </w:tc>
+      </w:tr>
+      <w:tr>
+        <w:tc>
+          <w:tcPr>
+            <w:tcW w:w="2200" w:type="dxa"/>
+            <w:shd w:fill="F5F3F1"/>
+            <w:tcMar>
+              <w:top w:w="120" w:type="dxa"/>
+              <w:left w:w="150" w:type="dxa"/>
+              <w:bottom w:w="120" w:type="dxa"/>
+              <w:right w:w="150" w:type="dxa"/>
+            </w:tcMar>
+            <w:vAlign w:val="center"/>
+          </w:tcPr>
+          <w:p>
+            <w:pPr>
+              <w:pStyle w:val="TableLabel"/>
+            </w:pPr>
+            <w:r>
+              <w:t xml:space="preserve">Startup cost</w:t>
+            </w:r>
+          </w:p>
+        </w:tc>
+        <w:tc>
+          <w:tcPr>
+            <w:tcW w:w="6980" w:type="dxa"/>
+            <w:shd w:fill="F5F3F1"/>
+            <w:tcMar>
+              <w:top w:w="120" w:type="dxa"/>
+              <w:left w:w="150" w:type="dxa"/>
+              <w:bottom w:w="120" w:type="dxa"/>
+              <w:right w:w="150" w:type="dxa"/>
+            </w:tcMar>
+            <w:vAlign w:val="center"/>
+          </w:tcPr>
+          <w:p>
+            <w:pPr>
+              <w:pStyle w:val="TableCell"/>
+            </w:pPr>
+            <w:r>
+              <w:t xml:space="preserve">$0</w:t>
+            </w:r>
+          </w:p>
+        </w:tc>
+      </w:tr>
+      <w:tr>
+        <w:tc>
+          <w:tcPr>
+            <w:tcW w:w="2200" w:type="dxa"/>
+            <w:shd w:fill="F5F3F1"/>
+            <w:tcMar>
+              <w:top w:w="120" w:type="dxa"/>
+              <w:left w:w="150" w:type="dxa"/>
+              <w:bottom w:w="120" w:type="dxa"/>
+              <w:right w:w="150" w:type="dxa"/>
+            </w:tcMar>
+            <w:vAlign w:val="center"/>
+          </w:tcPr>
+          <w:p>
+            <w:pPr>
+              <w:pStyle w:val="TableLabel"/>
+            </w:pPr>
+            <w:r>
+              <w:t xml:space="preserve">First sale</w:t>
+            </w:r>
+          </w:p>
+        </w:tc>
+        <w:tc>
+          <w:tcPr>
+            <w:tcW w:w="6980" w:type="dxa"/>
+            <w:tcMar>
+              <w:top w:w="120" w:type="dxa"/>
+              <w:left w:w="150" w:type="dxa"/>
+              <w:bottom w:w="120" w:type="dxa"/>
+              <w:right w:w="150" w:type="dxa"/>
+            </w:tcMar>
+            <w:vAlign w:val="center"/>
+          </w:tcPr>
+          <w:p>
+            <w:pPr>
+              <w:pStyle w:val="TableCell"/>
+            </w:pPr>
+            <w:r>
+              <w:t xml:space="preserve">2-4 weeks</w:t>
+            </w:r>
+          </w:p>
+        </w:tc>
+      </w:tr>
+      <w:tr>
+        <w:tc>
+          <w:tcPr>
+            <w:tcW w:w="2200" w:type="dxa"/>
+            <w:shd w:fill="F5F3F1"/>
+            <w:tcMar>
+              <w:top w:w="120" w:type="dxa"/>
+              <w:left w:w="150" w:type="dxa"/>
+              <w:bottom w:w="120" w:type="dxa"/>
+              <w:right w:w="150" w:type="dxa"/>
+            </w:tcMar>
+            <w:vAlign w:val="center"/>
+          </w:tcPr>
+          <w:p>
+            <w:pPr>
+              <w:pStyle w:val="TableLabel"/>
+            </w:pPr>
+            <w:r>
+              <w:t xml:space="preserve">Difficulty</w:t>
+            </w:r>
+          </w:p>
+        </w:tc>
+        <w:tc>
+          <w:tcPr>
+            <w:tcW w:w="6980" w:type="dxa"/>
+            <w:shd w:fill="F5F3F1"/>
+            <w:tcMar>
+              <w:top w:w="120" w:type="dxa"/>
+              <w:left w:w="150" w:type="dxa"/>
+              <w:bottom w:w="120" w:type="dxa"/>
+              <w:right w:w="150" w:type="dxa"/>
+            </w:tcMar>
+            <w:vAlign w:val="center"/>
+          </w:tcPr>
+          <w:p>
+            <w:pPr>
+              <w:pStyle w:val="TableCell"/>
+            </w:pPr>
+            <w:r>
+              <w:t xml:space="preserve">Medium</w:t>
+            </w:r>
+          </w:p>
+        </w:tc>
+      </w:tr>
+    </w:tbl>
     <w:p>
       <w:pPr>
         <w:pStyle w:val="Kicker"/>
@@ -87,36 +308,635 @@
         <w:pStyle w:val="Kicker"/>
       </w:pPr>
       <w:r>
-        <w:t>IN THIS DOCUMENT</w:t>
-      </w:r>
-    </w:p>
-    <w:p>
-      <w:pPr>
-        <w:rPr>
-          <w:color w:val="57534E"/>
-          <w:sz w:val="18"/>
-        </w:rPr>
-      </w:pPr>
-      <w:r>
-        <w:fldChar w:fldCharType="begin"/>
-      </w:r>
-      <w:r>
-        <w:instrText xml:space="preserve"> TOC \o "1-1" \h \z \u </w:instrText>
-      </w:r>
-      <w:r>
-        <w:fldChar w:fldCharType="separate"/>
-      </w:r>
-      <w:r>
-        <w:rPr>
-          <w:color w:val="57534E"/>
-          <w:sz w:val="18"/>
-        </w:rPr>
-        <w:t xml:space="preserve">Right-click and choose Update Field to build the contents.</w:t>
-      </w:r>
-      <w:r>
-        <w:fldChar w:fldCharType="end"/>
-      </w:r>
-    </w:p>
+        <w:t xml:space="preserve">Launch action board</w:t>
+      </w:r>
+    </w:p>
+    <w:tbl>
+      <w:tblPr>
+        <w:tblW w:w="0" w:type="auto"/>
+        <w:tblInd w:w="0" w:type="dxa"/>
+        <w:tblBorders>
+          <w:top w:val="single" w:sz="6" w:color="E0DFDD"/>
+          <w:left w:val="single" w:sz="6" w:color="E0DFDD"/>
+          <w:bottom w:val="single" w:sz="6" w:color="E0DFDD"/>
+          <w:right w:val="single" w:sz="6" w:color="E0DFDD"/>
+          <w:insideH w:val="single" w:sz="4" w:color="E0DFDD"/>
+          <w:insideV w:val="single" w:sz="4" w:color="E0DFDD"/>
+        </w:tblBorders>
+        <w:tblLook w:firstRow="1" w:noHBand="0" w:noVBand="1"/>
+      </w:tblPr>
+      <w:tblGrid>
+        <w:gridCol w:w="1620"/>
+        <w:gridCol w:w="3960"/>
+        <w:gridCol w:w="3600"/>
+      </w:tblGrid>
+      <w:tr>
+        <w:tc>
+          <w:tcPr>
+            <w:tcW w:w="1620" w:type="dxa"/>
+            <w:shd w:fill="0A0A0A"/>
+            <w:tcMar>
+              <w:top w:w="120" w:type="dxa"/>
+              <w:left w:w="150" w:type="dxa"/>
+              <w:bottom w:w="120" w:type="dxa"/>
+              <w:right w:w="150" w:type="dxa"/>
+            </w:tcMar>
+            <w:vAlign w:val="center"/>
+          </w:tcPr>
+          <w:p>
+            <w:pPr>
+              <w:pStyle w:val="TableHeader"/>
+            </w:pPr>
+            <w:r>
+              <w:t xml:space="preserve">Move</w:t>
+            </w:r>
+          </w:p>
+        </w:tc>
+        <w:tc>
+          <w:tcPr>
+            <w:tcW w:w="3960" w:type="dxa"/>
+            <w:shd w:fill="0A0A0A"/>
+            <w:tcMar>
+              <w:top w:w="120" w:type="dxa"/>
+              <w:left w:w="150" w:type="dxa"/>
+              <w:bottom w:w="120" w:type="dxa"/>
+              <w:right w:w="150" w:type="dxa"/>
+            </w:tcMar>
+            <w:vAlign w:val="center"/>
+          </w:tcPr>
+          <w:p>
+            <w:pPr>
+              <w:pStyle w:val="TableHeader"/>
+            </w:pPr>
+            <w:r>
+              <w:t xml:space="preserve">What to check</w:t>
+            </w:r>
+          </w:p>
+        </w:tc>
+        <w:tc>
+          <w:tcPr>
+            <w:tcW w:w="3600" w:type="dxa"/>
+            <w:shd w:fill="0A0A0A"/>
+            <w:tcMar>
+              <w:top w:w="120" w:type="dxa"/>
+              <w:left w:w="150" w:type="dxa"/>
+              <w:bottom w:w="120" w:type="dxa"/>
+              <w:right w:w="150" w:type="dxa"/>
+            </w:tcMar>
+            <w:vAlign w:val="center"/>
+          </w:tcPr>
+          <w:p>
+            <w:pPr>
+              <w:pStyle w:val="TableHeader"/>
+            </w:pPr>
+            <w:r>
+              <w:t xml:space="preserve">Output</w:t>
+            </w:r>
+          </w:p>
+        </w:tc>
+      </w:tr>
+      <w:tr>
+        <w:tc>
+          <w:tcPr>
+            <w:tcW w:w="1620" w:type="dxa"/>
+            <w:shd w:fill="F5F3F1"/>
+            <w:tcMar>
+              <w:top w:w="120" w:type="dxa"/>
+              <w:left w:w="150" w:type="dxa"/>
+              <w:bottom w:w="120" w:type="dxa"/>
+              <w:right w:w="150" w:type="dxa"/>
+            </w:tcMar>
+            <w:vAlign w:val="center"/>
+          </w:tcPr>
+          <w:p>
+            <w:pPr>
+              <w:pStyle w:val="TableCell"/>
+            </w:pPr>
+            <w:r>
+              <w:t xml:space="preserve">1. Scope</w:t>
+            </w:r>
+          </w:p>
+        </w:tc>
+        <w:tc>
+          <w:tcPr>
+            <w:tcW w:w="3960" w:type="dxa"/>
+            <w:shd w:fill="F5F3F1"/>
+            <w:tcMar>
+              <w:top w:w="120" w:type="dxa"/>
+              <w:left w:w="150" w:type="dxa"/>
+              <w:bottom w:w="120" w:type="dxa"/>
+              <w:right w:w="150" w:type="dxa"/>
+            </w:tcMar>
+            <w:vAlign w:val="center"/>
+          </w:tcPr>
+          <w:p>
+            <w:pPr>
+              <w:pStyle w:val="TableCell"/>
+            </w:pPr>
+            <w:r>
+              <w:t xml:space="preserve">Buyer, input files, sensitive claims, approval owner</w:t>
+            </w:r>
+          </w:p>
+        </w:tc>
+        <w:tc>
+          <w:tcPr>
+            <w:tcW w:w="3600" w:type="dxa"/>
+            <w:shd w:fill="F5F3F1"/>
+            <w:tcMar>
+              <w:top w:w="120" w:type="dxa"/>
+              <w:left w:w="150" w:type="dxa"/>
+              <w:bottom w:w="120" w:type="dxa"/>
+              <w:right w:w="150" w:type="dxa"/>
+            </w:tcMar>
+            <w:vAlign w:val="center"/>
+          </w:tcPr>
+          <w:p>
+            <w:pPr>
+              <w:pStyle w:val="TableCell"/>
+            </w:pPr>
+            <w:r>
+              <w:t xml:space="preserve">Clean project brief</w:t>
+            </w:r>
+          </w:p>
+        </w:tc>
+      </w:tr>
+      <w:tr>
+        <w:tc>
+          <w:tcPr>
+            <w:tcW w:w="1620" w:type="dxa"/>
+            <w:tcMar>
+              <w:top w:w="120" w:type="dxa"/>
+              <w:left w:w="150" w:type="dxa"/>
+              <w:bottom w:w="120" w:type="dxa"/>
+              <w:right w:w="150" w:type="dxa"/>
+            </w:tcMar>
+            <w:vAlign w:val="center"/>
+          </w:tcPr>
+          <w:p>
+            <w:pPr>
+              <w:pStyle w:val="TableCell"/>
+            </w:pPr>
+            <w:r>
+              <w:t xml:space="preserve">2. Build</w:t>
+            </w:r>
+          </w:p>
+        </w:tc>
+        <w:tc>
+          <w:tcPr>
+            <w:tcW w:w="3960" w:type="dxa"/>
+            <w:tcMar>
+              <w:top w:w="120" w:type="dxa"/>
+              <w:left w:w="150" w:type="dxa"/>
+              <w:bottom w:w="120" w:type="dxa"/>
+              <w:right w:w="150" w:type="dxa"/>
+            </w:tcMar>
+            <w:vAlign w:val="center"/>
+          </w:tcPr>
+          <w:p>
+            <w:pPr>
+              <w:pStyle w:val="TableCell"/>
+            </w:pPr>
+            <w:r>
+              <w:t xml:space="preserve">Use the template, prompts, checklist, or workbook sections</w:t>
+            </w:r>
+          </w:p>
+        </w:tc>
+        <w:tc>
+          <w:tcPr>
+            <w:tcW w:w="3600" w:type="dxa"/>
+            <w:tcMar>
+              <w:top w:w="120" w:type="dxa"/>
+              <w:left w:w="150" w:type="dxa"/>
+              <w:bottom w:w="120" w:type="dxa"/>
+              <w:right w:w="150" w:type="dxa"/>
+            </w:tcMar>
+            <w:vAlign w:val="center"/>
+          </w:tcPr>
+          <w:p>
+            <w:pPr>
+              <w:pStyle w:val="TableCell"/>
+            </w:pPr>
+            <w:r>
+              <w:t xml:space="preserve">Buyer-specific asset</w:t>
+            </w:r>
+          </w:p>
+        </w:tc>
+      </w:tr>
+      <w:tr>
+        <w:tc>
+          <w:tcPr>
+            <w:tcW w:w="1620" w:type="dxa"/>
+            <w:shd w:fill="F5F3F1"/>
+            <w:tcMar>
+              <w:top w:w="120" w:type="dxa"/>
+              <w:left w:w="150" w:type="dxa"/>
+              <w:bottom w:w="120" w:type="dxa"/>
+              <w:right w:w="150" w:type="dxa"/>
+            </w:tcMar>
+            <w:vAlign w:val="center"/>
+          </w:tcPr>
+          <w:p>
+            <w:pPr>
+              <w:pStyle w:val="TableCell"/>
+            </w:pPr>
+            <w:r>
+              <w:t xml:space="preserve">3. Approve</w:t>
+            </w:r>
+          </w:p>
+        </w:tc>
+        <w:tc>
+          <w:tcPr>
+            <w:tcW w:w="3960" w:type="dxa"/>
+            <w:shd w:fill="F5F3F1"/>
+            <w:tcMar>
+              <w:top w:w="120" w:type="dxa"/>
+              <w:left w:w="150" w:type="dxa"/>
+              <w:bottom w:w="120" w:type="dxa"/>
+              <w:right w:w="150" w:type="dxa"/>
+            </w:tcMar>
+            <w:vAlign w:val="center"/>
+          </w:tcPr>
+          <w:p>
+            <w:pPr>
+              <w:pStyle w:val="TableCell"/>
+            </w:pPr>
+            <w:r>
+              <w:t xml:space="preserve">Facts, prices, dates, links, policies, and public claims</w:t>
+            </w:r>
+          </w:p>
+        </w:tc>
+        <w:tc>
+          <w:tcPr>
+            <w:tcW w:w="3600" w:type="dxa"/>
+            <w:shd w:fill="F5F3F1"/>
+            <w:tcMar>
+              <w:top w:w="120" w:type="dxa"/>
+              <w:left w:w="150" w:type="dxa"/>
+              <w:bottom w:w="120" w:type="dxa"/>
+              <w:right w:w="150" w:type="dxa"/>
+            </w:tcMar>
+            <w:vAlign w:val="center"/>
+          </w:tcPr>
+          <w:p>
+            <w:pPr>
+              <w:pStyle w:val="TableCell"/>
+            </w:pPr>
+            <w:r>
+              <w:t xml:space="preserve">Approved final version</w:t>
+            </w:r>
+          </w:p>
+        </w:tc>
+      </w:tr>
+      <w:tr>
+        <w:tc>
+          <w:tcPr>
+            <w:tcW w:w="1620" w:type="dxa"/>
+            <w:tcMar>
+              <w:top w:w="120" w:type="dxa"/>
+              <w:left w:w="150" w:type="dxa"/>
+              <w:bottom w:w="120" w:type="dxa"/>
+              <w:right w:w="150" w:type="dxa"/>
+            </w:tcMar>
+            <w:vAlign w:val="center"/>
+          </w:tcPr>
+          <w:p>
+            <w:pPr>
+              <w:pStyle w:val="TableCell"/>
+            </w:pPr>
+            <w:r>
+              <w:t xml:space="preserve">4. Follow up</w:t>
+            </w:r>
+          </w:p>
+        </w:tc>
+        <w:tc>
+          <w:tcPr>
+            <w:tcW w:w="3960" w:type="dxa"/>
+            <w:tcMar>
+              <w:top w:w="120" w:type="dxa"/>
+              <w:left w:w="150" w:type="dxa"/>
+              <w:bottom w:w="120" w:type="dxa"/>
+              <w:right w:w="150" w:type="dxa"/>
+            </w:tcMar>
+            <w:vAlign w:val="center"/>
+          </w:tcPr>
+          <w:p>
+            <w:pPr>
+              <w:pStyle w:val="TableCell"/>
+            </w:pPr>
+            <w:r>
+              <w:t xml:space="preserve">Next refresh, retainer, or second sprint</w:t>
+            </w:r>
+          </w:p>
+        </w:tc>
+        <w:tc>
+          <w:tcPr>
+            <w:tcW w:w="3600" w:type="dxa"/>
+            <w:tcMar>
+              <w:top w:w="120" w:type="dxa"/>
+              <w:left w:w="150" w:type="dxa"/>
+              <w:bottom w:w="120" w:type="dxa"/>
+              <w:right w:w="150" w:type="dxa"/>
+            </w:tcMar>
+            <w:vAlign w:val="center"/>
+          </w:tcPr>
+          <w:p>
+            <w:pPr>
+              <w:pStyle w:val="TableCell"/>
+            </w:pPr>
+            <w:r>
+              <w:t xml:space="preserve">Clear paid next step</w:t>
+            </w:r>
+          </w:p>
+        </w:tc>
+      </w:tr>
+    </w:tbl>
+    <w:p>
+      <w:pPr>
+        <w:pStyle w:val="Kicker"/>
+      </w:pPr>
+      <w:r>
+        <w:t xml:space="preserve">In this document</w:t>
+      </w:r>
+    </w:p>
+    <w:tbl>
+      <w:tblPr>
+        <w:tblW w:w="0" w:type="auto"/>
+        <w:tblInd w:w="0" w:type="dxa"/>
+        <w:tblBorders>
+          <w:top w:val="single" w:sz="6" w:color="E0DFDD"/>
+          <w:left w:val="single" w:sz="6" w:color="E0DFDD"/>
+          <w:bottom w:val="single" w:sz="6" w:color="E0DFDD"/>
+          <w:right w:val="single" w:sz="6" w:color="E0DFDD"/>
+          <w:insideH w:val="single" w:sz="4" w:color="E0DFDD"/>
+          <w:insideV w:val="single" w:sz="4" w:color="E0DFDD"/>
+        </w:tblBorders>
+        <w:tblLook w:firstRow="1" w:noHBand="0" w:noVBand="1"/>
+      </w:tblPr>
+      <w:tblGrid>
+        <w:gridCol w:w="1180"/>
+        <w:gridCol w:w="7940"/>
+      </w:tblGrid>
+      <w:tr>
+        <w:tc>
+          <w:tcPr>
+            <w:tcW w:w="1180" w:type="dxa"/>
+            <w:shd w:fill="0A0A0A"/>
+            <w:tcMar>
+              <w:top w:w="120" w:type="dxa"/>
+              <w:left w:w="150" w:type="dxa"/>
+              <w:bottom w:w="120" w:type="dxa"/>
+              <w:right w:w="150" w:type="dxa"/>
+            </w:tcMar>
+            <w:vAlign w:val="center"/>
+          </w:tcPr>
+          <w:p>
+            <w:pPr>
+              <w:pStyle w:val="TableHeader"/>
+            </w:pPr>
+            <w:r>
+              <w:t xml:space="preserve">Section</w:t>
+            </w:r>
+          </w:p>
+        </w:tc>
+        <w:tc>
+          <w:tcPr>
+            <w:tcW w:w="7940" w:type="dxa"/>
+            <w:shd w:fill="0A0A0A"/>
+            <w:tcMar>
+              <w:top w:w="120" w:type="dxa"/>
+              <w:left w:w="150" w:type="dxa"/>
+              <w:bottom w:w="120" w:type="dxa"/>
+              <w:right w:w="150" w:type="dxa"/>
+            </w:tcMar>
+            <w:vAlign w:val="center"/>
+          </w:tcPr>
+          <w:p>
+            <w:pPr>
+              <w:pStyle w:val="TableHeader"/>
+            </w:pPr>
+            <w:r>
+              <w:t xml:space="preserve">What it covers</w:t>
+            </w:r>
+          </w:p>
+        </w:tc>
+      </w:tr>
+      <w:tr>
+        <w:tc>
+          <w:tcPr>
+            <w:tcW w:w="1180" w:type="dxa"/>
+            <w:shd w:fill="F5F3F1"/>
+            <w:tcMar>
+              <w:top w:w="120" w:type="dxa"/>
+              <w:left w:w="150" w:type="dxa"/>
+              <w:bottom w:w="120" w:type="dxa"/>
+              <w:right w:w="150" w:type="dxa"/>
+            </w:tcMar>
+            <w:vAlign w:val="center"/>
+          </w:tcPr>
+          <w:p>
+            <w:pPr>
+              <w:pStyle w:val="TableCell"/>
+            </w:pPr>
+            <w:r>
+              <w:t xml:space="preserve">01</w:t>
+            </w:r>
+          </w:p>
+        </w:tc>
+        <w:tc>
+          <w:tcPr>
+            <w:tcW w:w="7940" w:type="dxa"/>
+            <w:shd w:fill="F5F3F1"/>
+            <w:tcMar>
+              <w:top w:w="120" w:type="dxa"/>
+              <w:left w:w="150" w:type="dxa"/>
+              <w:bottom w:w="120" w:type="dxa"/>
+              <w:right w:w="150" w:type="dxa"/>
+            </w:tcMar>
+            <w:vAlign w:val="center"/>
+          </w:tcPr>
+          <w:p>
+            <w:pPr>
+              <w:pStyle w:val="TableCell"/>
+            </w:pPr>
+            <w:r>
+              <w:t xml:space="preserve">How to use these FAQs — Place these on the sales page, in a proposal, or below the checkout section for this pack.</w:t>
+            </w:r>
+          </w:p>
+        </w:tc>
+      </w:tr>
+      <w:tr>
+        <w:tc>
+          <w:tcPr>
+            <w:tcW w:w="1180" w:type="dxa"/>
+            <w:tcMar>
+              <w:top w:w="120" w:type="dxa"/>
+              <w:left w:w="150" w:type="dxa"/>
+              <w:bottom w:w="120" w:type="dxa"/>
+              <w:right w:w="150" w:type="dxa"/>
+            </w:tcMar>
+            <w:vAlign w:val="center"/>
+          </w:tcPr>
+          <w:p>
+            <w:pPr>
+              <w:pStyle w:val="TableCell"/>
+            </w:pPr>
+            <w:r>
+              <w:t xml:space="preserve">02</w:t>
+            </w:r>
+          </w:p>
+        </w:tc>
+        <w:tc>
+          <w:tcPr>
+            <w:tcW w:w="7940" w:type="dxa"/>
+            <w:tcMar>
+              <w:top w:w="120" w:type="dxa"/>
+              <w:left w:w="150" w:type="dxa"/>
+              <w:bottom w:w="120" w:type="dxa"/>
+              <w:right w:w="150" w:type="dxa"/>
+            </w:tcMar>
+            <w:vAlign w:val="center"/>
+          </w:tcPr>
+          <w:p>
+            <w:pPr>
+              <w:pStyle w:val="TableCell"/>
+            </w:pPr>
+            <w:r>
+              <w:t xml:space="preserve">Buyer FAQs — What do I receive? You receive a focused boutique gym churn report with the agreed working…</w:t>
+            </w:r>
+          </w:p>
+        </w:tc>
+      </w:tr>
+      <w:tr>
+        <w:tc>
+          <w:tcPr>
+            <w:tcW w:w="1180" w:type="dxa"/>
+            <w:shd w:fill="F5F3F1"/>
+            <w:tcMar>
+              <w:top w:w="120" w:type="dxa"/>
+              <w:left w:w="150" w:type="dxa"/>
+              <w:bottom w:w="120" w:type="dxa"/>
+              <w:right w:w="150" w:type="dxa"/>
+            </w:tcMar>
+            <w:vAlign w:val="center"/>
+          </w:tcPr>
+          <w:p>
+            <w:pPr>
+              <w:pStyle w:val="TableCell"/>
+            </w:pPr>
+            <w:r>
+              <w:t xml:space="preserve">03</w:t>
+            </w:r>
+          </w:p>
+        </w:tc>
+        <w:tc>
+          <w:tcPr>
+            <w:tcW w:w="7940" w:type="dxa"/>
+            <w:shd w:fill="F5F3F1"/>
+            <w:tcMar>
+              <w:top w:w="120" w:type="dxa"/>
+              <w:left w:w="150" w:type="dxa"/>
+              <w:bottom w:w="120" w:type="dxa"/>
+              <w:right w:w="150" w:type="dxa"/>
+            </w:tcMar>
+            <w:vAlign w:val="center"/>
+          </w:tcPr>
+          <w:p>
+            <w:pPr>
+              <w:pStyle w:val="TableCell"/>
+            </w:pPr>
+            <w:r>
+              <w:t xml:space="preserve">Objection-handling notes — If the buyer says they are too busy, reduce the required inputs and offer one clear review…</w:t>
+            </w:r>
+          </w:p>
+        </w:tc>
+      </w:tr>
+      <w:tr>
+        <w:tc>
+          <w:tcPr>
+            <w:tcW w:w="1180" w:type="dxa"/>
+            <w:tcMar>
+              <w:top w:w="120" w:type="dxa"/>
+              <w:left w:w="150" w:type="dxa"/>
+              <w:bottom w:w="120" w:type="dxa"/>
+              <w:right w:w="150" w:type="dxa"/>
+            </w:tcMar>
+            <w:vAlign w:val="center"/>
+          </w:tcPr>
+          <w:p>
+            <w:pPr>
+              <w:pStyle w:val="TableCell"/>
+            </w:pPr>
+            <w:r>
+              <w:t xml:space="preserve">04</w:t>
+            </w:r>
+          </w:p>
+        </w:tc>
+        <w:tc>
+          <w:tcPr>
+            <w:tcW w:w="7940" w:type="dxa"/>
+            <w:tcMar>
+              <w:top w:w="120" w:type="dxa"/>
+              <w:left w:w="150" w:type="dxa"/>
+              <w:bottom w:w="120" w:type="dxa"/>
+              <w:right w:w="150" w:type="dxa"/>
+            </w:tcMar>
+            <w:vAlign w:val="center"/>
+          </w:tcPr>
+          <w:p>
+            <w:pPr>
+              <w:pStyle w:val="TableCell"/>
+            </w:pPr>
+            <w:r>
+              <w:t xml:space="preserve">Website preview copy — Use this FAQ pack to answer the common questions a boutique gyms and studios buyer asks…</w:t>
+            </w:r>
+          </w:p>
+        </w:tc>
+      </w:tr>
+      <w:tr>
+        <w:tc>
+          <w:tcPr>
+            <w:tcW w:w="1180" w:type="dxa"/>
+            <w:shd w:fill="F5F3F1"/>
+            <w:tcMar>
+              <w:top w:w="120" w:type="dxa"/>
+              <w:left w:w="150" w:type="dxa"/>
+              <w:bottom w:w="120" w:type="dxa"/>
+              <w:right w:w="150" w:type="dxa"/>
+            </w:tcMar>
+            <w:vAlign w:val="center"/>
+          </w:tcPr>
+          <w:p>
+            <w:pPr>
+              <w:pStyle w:val="TableCell"/>
+            </w:pPr>
+            <w:r>
+              <w:t xml:space="preserve">05</w:t>
+            </w:r>
+          </w:p>
+        </w:tc>
+        <w:tc>
+          <w:tcPr>
+            <w:tcW w:w="7940" w:type="dxa"/>
+            <w:shd w:fill="F5F3F1"/>
+            <w:tcMar>
+              <w:top w:w="120" w:type="dxa"/>
+              <w:left w:w="150" w:type="dxa"/>
+              <w:bottom w:w="120" w:type="dxa"/>
+              <w:right w:w="150" w:type="dxa"/>
+            </w:tcMar>
+            <w:vAlign w:val="center"/>
+          </w:tcPr>
+          <w:p>
+            <w:pPr>
+              <w:pStyle w:val="TableCell"/>
+            </w:pPr>
+            <w:r>
+              <w:t xml:space="preserve">Delivery standards (shared) — This asset is for boutique gyms and studios; replace bracketed fields with their specifics…</w:t>
+            </w:r>
+          </w:p>
+        </w:tc>
+      </w:tr>
+    </w:tbl>
     <w:p>
       <w:pPr>
         <w:pStyle w:val="Heading3"/>
@@ -130,7 +950,7 @@
         <w:pStyle w:val="Checklist"/>
       </w:pPr>
       <w:r>
-        <w:t xml:space="preserve">☐  Replace bracketed fields.</w:t>
+        <w:t xml:space="preserve">[ ]  Replace bracketed fields.</w:t>
       </w:r>
     </w:p>
     <w:p>
@@ -138,7 +958,7 @@
         <w:pStyle w:val="Checklist"/>
       </w:pPr>
       <w:r>
-        <w:t xml:space="preserve">☐  Verify facts and claims.</w:t>
+        <w:t xml:space="preserve">[ ]  Verify facts and claims.</w:t>
       </w:r>
     </w:p>
     <w:p>
@@ -146,12 +966,7 @@
         <w:pStyle w:val="Checklist"/>
       </w:pPr>
       <w:r>
-        <w:t xml:space="preserve">☐  Send for approval before publishing.</w:t>
-      </w:r>
-    </w:p>
-    <w:p>
-      <w:r>
-        <w:br w:type="page"/>
+        <w:t xml:space="preserve">[ ]  Send for approval before publishing.</w:t>
       </w:r>
     </w:p>
     <w:p>
@@ -220,6 +1035,144 @@
     </w:p>
     <w:p>
       <w:pPr>
+        <w:pStyle w:val="Heading3"/>
+      </w:pPr>
+      <w:r>
+        <w:t xml:space="preserve">What do I receive?</w:t>
+      </w:r>
+    </w:p>
+    <w:p>
+      <w:r>
+        <w:t xml:space="preserve">You receive a focused boutique gym churn report with the agreed working file, final export or handoff notes, and a short implementation checklist.</w:t>
+      </w:r>
+    </w:p>
+    <w:p>
+      <w:pPr>
+        <w:pStyle w:val="Heading3"/>
+      </w:pPr>
+      <w:r>
+        <w:t xml:space="preserve">Who is this for?</w:t>
+      </w:r>
+    </w:p>
+    <w:p>
+      <w:r>
+        <w:t xml:space="preserve">This is built for boutique gyms and studios who want a practical service asset without hiring a full agency or building custom software.</w:t>
+      </w:r>
+    </w:p>
+    <w:p>
+      <w:pPr>
+        <w:pStyle w:val="Heading3"/>
+      </w:pPr>
+      <w:r>
+        <w:t xml:space="preserve">How fast can this be delivered?</w:t>
+      </w:r>
+    </w:p>
+    <w:p>
+      <w:r>
+        <w:t xml:space="preserve">The starter version is scoped to fit the pack's first-sale window of 2-4 weeks, assuming inputs and approvals arrive on time.</w:t>
+      </w:r>
+    </w:p>
+    <w:p>
+      <w:pPr>
+        <w:pStyle w:val="Heading3"/>
+      </w:pPr>
+      <w:r>
+        <w:t xml:space="preserve">What do you need from me?</w:t>
+      </w:r>
+    </w:p>
+    <w:p>
+      <w:r>
+        <w:t xml:space="preserve">Source files, current links or screenshots, brand preferences, policy/claim approvals, and one clear approval owner.</w:t>
+      </w:r>
+    </w:p>
+    <w:p>
+      <w:pPr>
+        <w:pStyle w:val="Heading3"/>
+      </w:pPr>
+      <w:r>
+        <w:t xml:space="preserve">Can you work without full access?</w:t>
+      </w:r>
+    </w:p>
+    <w:p>
+      <w:r>
+        <w:t xml:space="preserve">Usually yes for the first audit, sample, or draft. Implementation may require access or owner-side publishing.</w:t>
+      </w:r>
+    </w:p>
+    <w:p>
+      <w:pPr>
+        <w:pStyle w:val="Heading3"/>
+      </w:pPr>
+      <w:r>
+        <w:t xml:space="preserve">What is not included?</w:t>
+      </w:r>
+    </w:p>
+    <w:p>
+      <w:r>
+        <w:t xml:space="preserve">Printing, photography, ad spend, legal review, complex integrations, custom software, and guaranteed performance outcomes are outside the default scope.</w:t>
+      </w:r>
+    </w:p>
+    <w:p>
+      <w:pPr>
+        <w:pStyle w:val="Heading3"/>
+      </w:pPr>
+      <w:r>
+        <w:t xml:space="preserve">Do you guarantee results?</w:t>
+      </w:r>
+    </w:p>
+    <w:p>
+      <w:r>
+        <w:t xml:space="preserve">No. This improves clarity, handoff quality, response speed, trust signals, or operational consistency; it does not guarantee revenue, rankings, bookings, retention, or ad performance.</w:t>
+      </w:r>
+    </w:p>
+    <w:p>
+      <w:pPr>
+        <w:pStyle w:val="Heading3"/>
+      </w:pPr>
+      <w:r>
+        <w:t xml:space="preserve">How do revisions work?</w:t>
+      </w:r>
+    </w:p>
+    <w:p>
+      <w:r>
+        <w:t xml:space="preserve">The starter version includes one approval round. Extra rounds or new scope should be priced separately.</w:t>
+      </w:r>
+    </w:p>
+    <w:p>
+      <w:pPr>
+        <w:pStyle w:val="Heading3"/>
+      </w:pPr>
+      <w:r>
+        <w:t xml:space="preserve">Can this become recurring?</w:t>
+      </w:r>
+    </w:p>
+    <w:p>
+      <w:r>
+        <w:t xml:space="preserve">Yes, if the client has a natural refresh cadence: weekly updates, monthly reports, ongoing replies, new products, changing offers, or repeated workflows.</w:t>
+      </w:r>
+    </w:p>
+    <w:p>
+      <w:pPr>
+        <w:pStyle w:val="Heading3"/>
+      </w:pPr>
+      <w:r>
+        <w:t xml:space="preserve">How do approvals work?</w:t>
+      </w:r>
+    </w:p>
+    <w:p>
+      <w:r>
+        <w:t xml:space="preserve">Anything involving facts, prices, policies, claims, reviews, public replies, market commentary, or customer data must be approved before use.</w:t>
+      </w:r>
+    </w:p>
+    <w:p>
+      <w:pPr>
+        <w:pStyle w:val="Heading1"/>
+      </w:pPr>
+      <w:r>
+        <w:t xml:space="preserve">03 / Objection-handling notes</w:t>
+      </w:r>
+    </w:p>
+    <w:p>
+      <w:pPr>
         <w:pStyle w:val="ListParagraph"/>
         <w:numPr>
           <w:ilvl w:val="0"/>
@@ -227,7 +1180,7 @@
         </w:numPr>
       </w:pPr>
       <w:r>
-        <w:t xml:space="preserve">What do I receive? You receive a focused boutique gym churn report with the agreed working file, final export or handoff notes, and a short implementation checklist.</w:t>
+        <w:t xml:space="preserve">If the buyer says they are too busy, reduce the required inputs and offer one clear review window.</w:t>
       </w:r>
     </w:p>
     <w:p>
@@ -239,7 +1192,7 @@
         </w:numPr>
       </w:pPr>
       <w:r>
-        <w:t xml:space="preserve">Who is this for? This is built for boutique gyms and studios who want a practical service asset without hiring a full agency or building custom software.</w:t>
+        <w:t xml:space="preserve">If the buyer asks for guaranteed outcomes, restate the operational benefit and avoid performance claims.</w:t>
       </w:r>
     </w:p>
     <w:p>
@@ -251,7 +1204,7 @@
         </w:numPr>
       </w:pPr>
       <w:r>
-        <w:t xml:space="preserve">How fast can this be delivered? The starter version is scoped to fit the pack's first-sale window of 2-4 weeks, assuming inputs and approvals arrive on time.</w:t>
+        <w:t xml:space="preserve">If the buyer already has someone, position the pack as a narrow cleanup, sample, or sprint rather than a replacement.</w:t>
       </w:r>
     </w:p>
     <w:p>
@@ -263,7 +1216,47 @@
         </w:numPr>
       </w:pPr>
       <w:r>
-        <w:t xml:space="preserve">What do you need from me? Source files, current links or screenshots, brand preferences, policy/claim approvals, and one clear approval owner.</w:t>
+        <w:t xml:space="preserve">If the buyer worries about access, start with public information or a read-only sample before requesting logins.</w:t>
+      </w:r>
+    </w:p>
+    <w:p>
+      <w:pPr>
+        <w:pStyle w:val="Heading1"/>
+      </w:pPr>
+      <w:r>
+        <w:t xml:space="preserve">04 / Website preview copy</w:t>
+      </w:r>
+    </w:p>
+    <w:p>
+      <w:pPr>
+        <w:pStyle w:val="ExampleBlock"/>
+      </w:pPr>
+      <w:r>
+        <w:t xml:space="preserve">Use this FAQ pack to answer the common questions a boutique gyms and studios buyer asks before paying.</w:t>
+      </w:r>
+    </w:p>
+    <w:p>
+      <w:pPr>
+        <w:pStyle w:val="ExampleBlock"/>
+      </w:pPr>
+      <w:r>
+        <w:t xml:space="preserve">It helps customers understand scope, turnaround, approvals, and risk before they unlock the full pack.</w:t>
+      </w:r>
+    </w:p>
+    <w:p>
+      <w:pPr>
+        <w:pStyle w:val="ExampleBlock"/>
+      </w:pPr>
+      <w:r>
+        <w:t xml:space="preserve">Pair it with the intake form and email templates so the buyer can move from browsing to starting.</w:t>
+      </w:r>
+    </w:p>
+    <w:p>
+      <w:pPr>
+        <w:pStyle w:val="Heading1"/>
+      </w:pPr>
+      <w:r>
+        <w:t xml:space="preserve">05 / Delivery standards (shared)</w:t>
       </w:r>
     </w:p>
     <w:p>
@@ -275,7 +1268,7 @@
         </w:numPr>
       </w:pPr>
       <w:r>
-        <w:t xml:space="preserve">Can you work without full access? Usually yes for the first audit, sample, or draft. Implementation may require access or owner-side publishing.</w:t>
+        <w:t xml:space="preserve">This asset is for boutique gyms and studios; replace bracketed fields with their specifics before sending.</w:t>
       </w:r>
     </w:p>
     <w:p>
@@ -287,7 +1280,7 @@
         </w:numPr>
       </w:pPr>
       <w:r>
-        <w:t xml:space="preserve">What is not included? Printing, photography, ad spend, legal review, complex integrations, custom software, and guaranteed performance outcomes are outside the default scope.</w:t>
+        <w:t xml:space="preserve">Full delivery standards - inputs to collect, evidence capture, pricing and scope guardrails, and the pre-send QA list - live once in this pack's AI Prompt Pack.</w:t>
       </w:r>
     </w:p>
     <w:p>
@@ -299,7 +1292,7 @@
         </w:numPr>
       </w:pPr>
       <w:r>
-        <w:t xml:space="preserve">Do you guarantee results? No. This improves clarity, handoff quality, response speed, trust signals, or operational consistency; it does not guarantee revenue, rankings, bookings, retention, or ad performance.</w:t>
+        <w:t xml:space="preserve">Verify every fact, price, date, hour, link, and claim against a source, and keep approvals in writing.</w:t>
       </w:r>
     </w:p>
     <w:p>
@@ -311,186 +1304,6 @@
         </w:numPr>
       </w:pPr>
       <w:r>
-        <w:t xml:space="preserve">How do revisions work? The starter version includes one approval round. Extra rounds or new scope should be priced separately.</w:t>
-      </w:r>
-    </w:p>
-    <w:p>
-      <w:pPr>
-        <w:pStyle w:val="ListParagraph"/>
-        <w:numPr>
-          <w:ilvl w:val="0"/>
-          <w:numId w:val="1"/>
-        </w:numPr>
-      </w:pPr>
-      <w:r>
-        <w:t xml:space="preserve">Can this become recurring? Yes, if the client has a natural refresh cadence: weekly updates, monthly reports, ongoing replies, new products, changing offers, or repeated workflows.</w:t>
-      </w:r>
-    </w:p>
-    <w:p>
-      <w:pPr>
-        <w:pStyle w:val="ListParagraph"/>
-        <w:numPr>
-          <w:ilvl w:val="0"/>
-          <w:numId w:val="1"/>
-        </w:numPr>
-      </w:pPr>
-      <w:r>
-        <w:t xml:space="preserve">How do approvals work? Anything involving facts, prices, policies, claims, reviews, public replies, market commentary, or customer data must be approved before use.</w:t>
-      </w:r>
-    </w:p>
-    <w:p>
-      <w:pPr>
-        <w:pStyle w:val="Heading1"/>
-      </w:pPr>
-      <w:r>
-        <w:t xml:space="preserve">03 / Objection-handling notes</w:t>
-      </w:r>
-    </w:p>
-    <w:p>
-      <w:pPr>
-        <w:pStyle w:val="ListParagraph"/>
-        <w:numPr>
-          <w:ilvl w:val="0"/>
-          <w:numId w:val="1"/>
-        </w:numPr>
-      </w:pPr>
-      <w:r>
-        <w:t xml:space="preserve">If the buyer says they are too busy, reduce the required inputs and offer one clear review window.</w:t>
-      </w:r>
-    </w:p>
-    <w:p>
-      <w:pPr>
-        <w:pStyle w:val="ListParagraph"/>
-        <w:numPr>
-          <w:ilvl w:val="0"/>
-          <w:numId w:val="1"/>
-        </w:numPr>
-      </w:pPr>
-      <w:r>
-        <w:t xml:space="preserve">If the buyer asks for guaranteed outcomes, restate the operational benefit and avoid performance claims.</w:t>
-      </w:r>
-    </w:p>
-    <w:p>
-      <w:pPr>
-        <w:pStyle w:val="ListParagraph"/>
-        <w:numPr>
-          <w:ilvl w:val="0"/>
-          <w:numId w:val="1"/>
-        </w:numPr>
-      </w:pPr>
-      <w:r>
-        <w:t xml:space="preserve">If the buyer already has someone, position the pack as a narrow cleanup, sample, or sprint rather than a replacement.</w:t>
-      </w:r>
-    </w:p>
-    <w:p>
-      <w:pPr>
-        <w:pStyle w:val="ListParagraph"/>
-        <w:numPr>
-          <w:ilvl w:val="0"/>
-          <w:numId w:val="1"/>
-        </w:numPr>
-      </w:pPr>
-      <w:r>
-        <w:t xml:space="preserve">If the buyer worries about access, start with public information or a read-only sample before requesting logins.</w:t>
-      </w:r>
-    </w:p>
-    <w:p>
-      <w:pPr>
-        <w:pStyle w:val="Heading1"/>
-      </w:pPr>
-      <w:r>
-        <w:t xml:space="preserve">04 / Website preview copy</w:t>
-      </w:r>
-    </w:p>
-    <w:p>
-      <w:pPr>
-        <w:pStyle w:val="ListParagraph"/>
-        <w:numPr>
-          <w:ilvl w:val="0"/>
-          <w:numId w:val="1"/>
-        </w:numPr>
-      </w:pPr>
-      <w:r>
-        <w:t xml:space="preserve">Use this FAQ pack to answer the common questions a boutique gyms and studios buyer asks before paying.</w:t>
-      </w:r>
-    </w:p>
-    <w:p>
-      <w:pPr>
-        <w:pStyle w:val="ListParagraph"/>
-        <w:numPr>
-          <w:ilvl w:val="0"/>
-          <w:numId w:val="1"/>
-        </w:numPr>
-      </w:pPr>
-      <w:r>
-        <w:t xml:space="preserve">It helps customers understand scope, turnaround, approvals, and risk before they unlock the full pack.</w:t>
-      </w:r>
-    </w:p>
-    <w:p>
-      <w:pPr>
-        <w:pStyle w:val="ListParagraph"/>
-        <w:numPr>
-          <w:ilvl w:val="0"/>
-          <w:numId w:val="1"/>
-        </w:numPr>
-      </w:pPr>
-      <w:r>
-        <w:t xml:space="preserve">Pair it with the intake form and email templates so the buyer can move from browsing to starting.</w:t>
-      </w:r>
-    </w:p>
-    <w:p>
-      <w:pPr>
-        <w:pStyle w:val="Heading1"/>
-      </w:pPr>
-      <w:r>
-        <w:t xml:space="preserve">05 / Delivery standards (shared)</w:t>
-      </w:r>
-    </w:p>
-    <w:p>
-      <w:pPr>
-        <w:pStyle w:val="ListParagraph"/>
-        <w:numPr>
-          <w:ilvl w:val="0"/>
-          <w:numId w:val="1"/>
-        </w:numPr>
-      </w:pPr>
-      <w:r>
-        <w:t xml:space="preserve">This asset is for boutique gyms and studios; replace bracketed fields with their specifics before sending.</w:t>
-      </w:r>
-    </w:p>
-    <w:p>
-      <w:pPr>
-        <w:pStyle w:val="ListParagraph"/>
-        <w:numPr>
-          <w:ilvl w:val="0"/>
-          <w:numId w:val="1"/>
-        </w:numPr>
-      </w:pPr>
-      <w:r>
-        <w:t xml:space="preserve">Full delivery standards - inputs to collect, evidence capture, pricing and scope guardrails, and the pre-send QA list - live once in this pack's AI Prompt Pack.</w:t>
-      </w:r>
-    </w:p>
-    <w:p>
-      <w:pPr>
-        <w:pStyle w:val="ListParagraph"/>
-        <w:numPr>
-          <w:ilvl w:val="0"/>
-          <w:numId w:val="1"/>
-        </w:numPr>
-      </w:pPr>
-      <w:r>
-        <w:t xml:space="preserve">Verify every fact, price, date, hour, link, and claim against a source, and keep approvals in writing.</w:t>
-      </w:r>
-    </w:p>
-    <w:p>
-      <w:pPr>
-        <w:pStyle w:val="ListParagraph"/>
-        <w:numPr>
-          <w:ilvl w:val="0"/>
-          <w:numId w:val="1"/>
-        </w:numPr>
-      </w:pPr>
-      <w:r>
         <w:t xml:space="preserve">Never imply guaranteed revenue, rankings, bookings, retention, or ad performance.</w:t>
       </w:r>
     </w:p>
@@ -510,7 +1323,7 @@
     <w:sectPr>
       <w:footerReference w:type="default" r:id="rId3"/>
       <w:pgSz w:w="12240" w:h="15840"/>
-      <w:pgMar w:top="1008" w:right="936" w:bottom="864" w:left="936" w:footer="432"/>
+      <w:pgMar w:top="1180" w:right="1440" w:bottom="1000" w:left="1440" w:footer="432"/>
       <w:cols w:space="720"/>
     </w:sectPr>
   </w:body>
@@ -532,7 +1345,21 @@
         <w:sz w:val="16"/>
         <w:color w:val="57534E"/>
       </w:rPr>
-      <w:t xml:space="preserve">Side Hustle Stephen - The Launchpad  /  Boutique Gym Churn Report  /  Verify facts before client use</w:t>
+      <w:t xml:space="preserve">Side Hustle Stephen / Boutique Gym Churn Report / Page </w:t>
+    </w:r>
+    <w:r>
+      <w:rPr>
+        <w:rFonts w:ascii="Arial" w:hAnsi="Arial"/>
+        <w:sz w:val="16"/>
+        <w:color w:val="57534E"/>
+      </w:rPr>
+      <w:fldChar w:fldCharType="begin"/>
+    </w:r>
+    <w:r>
+      <w:instrText xml:space="preserve"> PAGE </w:instrText>
+    </w:r>
+    <w:r>
+      <w:fldChar w:fldCharType="end"/>
     </w:r>
   </w:p>
 </w:ftr>
@@ -656,15 +1483,15 @@
     <w:rPr>
       <w:rFonts w:ascii="Arial" w:hAnsi="Arial"/>
       <w:b/>
-      <w:sz w:val="26"/>
+      <w:sz w:val="30"/>
       <w:color w:val="0A0A0A"/>
-      <w:spacing w:val="-4"/>
+      <w:spacing w:val="-6"/>
     </w:rPr>
     <w:pPr>
       <w:keepNext/>
-      <w:spacing w:before="340" w:after="130"/>
+      <w:spacing w:before="360" w:after="140"/>
       <w:pBdr>
-        <w:bottom w:val="single" w:sz="6" w:space="6" w:color="E0DFDD"/>
+        <w:bottom w:val="single" w:sz="12" w:space="7" w:color="0A0A0A"/>
       </w:pBdr>
     </w:pPr>
   </w:style>
@@ -673,15 +1500,53 @@
     <w:rPr>
       <w:rFonts w:ascii="Arial" w:hAnsi="Arial"/>
       <w:b/>
-      <w:sz w:val="23"/>
-      <w:color w:val="57534E"/>
-    </w:rPr>
-    <w:pPr>
-      <w:spacing w:after="60"/>
+      <w:sz w:val="24"/>
+      <w:color w:val="0A0A0A"/>
+    </w:rPr>
+    <w:pPr>
+      <w:spacing w:after="70"/>
     </w:pPr>
   </w:style>
   <w:style w:type="paragraph" w:styleId="Heading3">
     <w:name w:val="heading 3"/>
+    <w:rPr>
+      <w:rFonts w:ascii="Arial" w:hAnsi="Arial"/>
+      <w:b/>
+      <w:sz w:val="22"/>
+      <w:color w:val="0A59D2"/>
+    </w:rPr>
+    <w:pPr>
+      <w:keepNext/>
+      <w:spacing w:before="190" w:after="70"/>
+    </w:pPr>
+  </w:style>
+  <w:style w:type="paragraph" w:styleId="Meta">
+    <w:name w:val="Meta"/>
+    <w:rPr>
+      <w:rFonts w:ascii="Arial" w:hAnsi="Arial"/>
+      <w:b/>
+      <w:sz w:val="18"/>
+      <w:color w:val="57534E"/>
+    </w:rPr>
+    <w:pPr>
+      <w:spacing w:after="95"/>
+    </w:pPr>
+  </w:style>
+  <w:style w:type="paragraph" w:styleId="ListParagraph">
+    <w:name w:val="List Paragraph"/>
+    <w:rPr>
+      <w:rFonts w:ascii="Arial" w:hAnsi="Arial"/>
+      <w:sz w:val="20"/>
+      <w:color w:val="0A0A0A"/>
+    </w:rPr>
+    <w:pPr>
+      <w:spacing w:after="110" w:line="292" w:lineRule="auto"/>
+      <w:ind w:left="540" w:hanging="220"/>
+      <w:widowControl/>
+    </w:pPr>
+  </w:style>
+  <w:style w:type="paragraph" w:styleId="Checklist">
+    <w:name w:val="Checklist"/>
     <w:rPr>
       <w:rFonts w:ascii="Arial" w:hAnsi="Arial"/>
       <w:b/>
@@ -689,36 +1554,89 @@
       <w:color w:val="0A0A0A"/>
     </w:rPr>
     <w:pPr>
-      <w:spacing w:before="150" w:after="80"/>
-    </w:pPr>
-  </w:style>
-  <w:style w:type="paragraph" w:styleId="Meta">
-    <w:name w:val="Meta"/>
+      <w:spacing w:after="92" w:line="280" w:lineRule="auto"/>
+      <w:shd w:fill="EEF4FF"/>
+      <w:pBdr>
+        <w:left w:val="single" w:sz="18" w:space="8" w:color="0A59D2"/>
+      </w:pBdr>
+    </w:pPr>
+  </w:style>
+  <w:style w:type="paragraph" w:styleId="IntenseQuote">
+    <w:name w:val="Intense Quote"/>
     <w:rPr>
       <w:rFonts w:ascii="Arial" w:hAnsi="Arial"/>
       <w:b/>
+      <w:color w:val="0A0A0A"/>
+      <w:sz w:val="21"/>
+    </w:rPr>
+    <w:pPr>
+      <w:spacing w:before="90" w:after="170" w:line="292" w:lineRule="auto"/>
+      <w:shd w:fill="F5F3F1"/>
+      <w:pBdr>
+        <w:left w:val="single" w:sz="24" w:space="10" w:color="0A0A0A"/>
+      </w:pBdr>
+    </w:pPr>
+  </w:style>
+  <w:style w:type="paragraph" w:styleId="ExampleBlock">
+    <w:name w:val="Example Block"/>
+    <w:rPr>
+      <w:rFonts w:ascii="Arial" w:hAnsi="Arial"/>
+      <w:sz w:val="21"/>
+      <w:color w:val="0A0A0A"/>
+    </w:rPr>
+    <w:pPr>
+      <w:spacing w:before="60" w:after="120" w:line="288" w:lineRule="auto"/>
+      <w:shd w:fill="EEF4FF"/>
+      <w:pBdr>
+        <w:left w:val="single" w:sz="14" w:space="8" w:color="0A59D2"/>
+      </w:pBdr>
+    </w:pPr>
+  </w:style>
+  <w:style w:type="paragraph" w:styleId="EmailSubject">
+    <w:name w:val="Email Subject"/>
+    <w:rPr>
+      <w:rFonts w:ascii="Arial" w:hAnsi="Arial"/>
+      <w:b/>
+      <w:sz w:val="21"/>
+      <w:color w:val="0A0A0A"/>
+    </w:rPr>
+    <w:pPr>
+      <w:keepNext/>
+      <w:spacing w:before="150" w:after="0" w:line="284" w:lineRule="auto"/>
+      <w:shd w:fill="EEF4FF"/>
+      <w:pBdr>
+        <w:top w:val="single" w:sz="14" w:space="6" w:color="0A59D2"/>
+        <w:left w:val="single" w:sz="14" w:space="8" w:color="0A59D2"/>
+      </w:pBdr>
+    </w:pPr>
+  </w:style>
+  <w:style w:type="paragraph" w:styleId="TableHeader">
+    <w:name w:val="Table Header"/>
+    <w:rPr>
+      <w:rFonts w:ascii="Arial" w:hAnsi="Arial"/>
+      <w:b/>
+      <w:caps/>
       <w:sz w:val="18"/>
-      <w:color w:val="57534E"/>
-    </w:rPr>
-    <w:pPr>
-      <w:spacing w:after="95"/>
-    </w:pPr>
-  </w:style>
-  <w:style w:type="paragraph" w:styleId="ListParagraph">
-    <w:name w:val="List Paragraph"/>
+      <w:color w:val="FFFFFF"/>
+      <w:spacing w:val="14"/>
+    </w:rPr>
+    <w:pPr>
+      <w:spacing w:before="0" w:after="0" w:line="250" w:lineRule="auto"/>
+    </w:pPr>
+  </w:style>
+  <w:style w:type="paragraph" w:styleId="TableCell">
+    <w:name w:val="Table Cell"/>
     <w:rPr>
       <w:rFonts w:ascii="Arial" w:hAnsi="Arial"/>
       <w:sz w:val="20"/>
       <w:color w:val="0A0A0A"/>
     </w:rPr>
     <w:pPr>
-      <w:spacing w:after="110" w:line="292" w:lineRule="auto"/>
-      <w:ind w:left="540" w:hanging="220"/>
-      <w:widowControl/>
-    </w:pPr>
-  </w:style>
-  <w:style w:type="paragraph" w:styleId="Checklist">
-    <w:name w:val="Checklist"/>
+      <w:spacing w:before="0" w:after="0" w:line="262" w:lineRule="auto"/>
+    </w:pPr>
+  </w:style>
+  <w:style w:type="paragraph" w:styleId="TableLabel">
+    <w:name w:val="Table Label"/>
     <w:rPr>
       <w:rFonts w:ascii="Arial" w:hAnsi="Arial"/>
       <w:b/>
@@ -726,26 +1644,7 @@
       <w:color w:val="0A0A0A"/>
     </w:rPr>
     <w:pPr>
-      <w:spacing w:after="92" w:line="280" w:lineRule="auto"/>
-      <w:shd w:fill="F5F3F1"/>
-      <w:pBdr>
-        <w:left w:val="single" w:sz="14" w:space="8" w:color="0A0A0A"/>
-      </w:pBdr>
-    </w:pPr>
-  </w:style>
-  <w:style w:type="paragraph" w:styleId="IntenseQuote">
-    <w:name w:val="Intense Quote"/>
-    <w:rPr>
-      <w:rFonts w:ascii="Arial" w:hAnsi="Arial"/>
-      <w:color w:val="0A0A0A"/>
-      <w:sz w:val="20"/>
-    </w:rPr>
-    <w:pPr>
-      <w:spacing w:before="90" w:after="170" w:line="292" w:lineRule="auto"/>
-      <w:shd w:fill="F5F3F1"/>
-      <w:pBdr>
-        <w:left w:val="single" w:sz="18" w:space="10" w:color="0A0A0A"/>
-      </w:pBdr>
+      <w:spacing w:before="0" w:after="0" w:line="262" w:lineRule="auto"/>
     </w:pPr>
   </w:style>
 </w:styles>

--- a/content/member-assets/gym-churn-report/client-faqs.docx
+++ b/content/member-assets/gym-churn-report/client-faqs.docx
@@ -759,7 +759,7 @@
               <w:pStyle w:val="TableCell"/>
             </w:pPr>
             <w:r>
-              <w:t xml:space="preserve">How to use these FAQs — Place these on the sales page, in a proposal, or below the checkout section for this pack.</w:t>
+              <w:t xml:space="preserve">How to use these FAQs - Place these on the sales page, in a proposal, or below the checkout section for this pack.</w:t>
             </w:r>
           </w:p>
         </w:tc>
@@ -801,7 +801,7 @@
               <w:pStyle w:val="TableCell"/>
             </w:pPr>
             <w:r>
-              <w:t xml:space="preserve">Buyer FAQs — What do I receive? You receive a focused boutique gym churn report with the agreed working…</w:t>
+              <w:t xml:space="preserve">Buyer FAQs - What do I receive? You receive a focused boutique gym churn report with the agreed working…</w:t>
             </w:r>
           </w:p>
         </w:tc>
@@ -845,7 +845,7 @@
               <w:pStyle w:val="TableCell"/>
             </w:pPr>
             <w:r>
-              <w:t xml:space="preserve">Objection-handling notes — If the buyer says they are too busy, reduce the required inputs and offer one clear review…</w:t>
+              <w:t xml:space="preserve">Objection-handling notes - If the buyer says they are too busy, reduce the required inputs and offer one clear review…</w:t>
             </w:r>
           </w:p>
         </w:tc>
@@ -887,7 +887,7 @@
               <w:pStyle w:val="TableCell"/>
             </w:pPr>
             <w:r>
-              <w:t xml:space="preserve">Website preview copy — Use this FAQ pack to answer the common questions a boutique gyms and studios buyer asks…</w:t>
+              <w:t xml:space="preserve">Website preview copy - Use this FAQ pack to answer the common questions a boutique gyms and studios buyer asks…</w:t>
             </w:r>
           </w:p>
         </w:tc>
@@ -931,7 +931,7 @@
               <w:pStyle w:val="TableCell"/>
             </w:pPr>
             <w:r>
-              <w:t xml:space="preserve">Delivery standards (shared) — This asset is for boutique gyms and studios; replace bracketed fields with their specifics…</w:t>
+              <w:t xml:space="preserve">Delivery standards (shared) - This asset is for boutique gyms and studios; replace bracketed fields with their specifics…</w:t>
             </w:r>
           </w:p>
         </w:tc>
@@ -1371,7 +1371,7 @@
     <w:lvl w:ilvl="0">
       <w:start w:val="1"/>
       <w:numFmt w:val="bullet"/>
-      <w:lvlText w:val="–"/>
+      <w:lvlText w:val="-"/>
       <w:pPr>
         <w:ind w:left="540" w:hanging="220"/>
       </w:pPr>
